--- a/docs/AGC_CLI_使用手册.docx
+++ b/docs/AGC_CLI_使用手册.docx
@@ -156,7 +156,7 @@
           <w:color w:val="202126"/>
           <w:sz w:val="22"/>
         </w:rPr>
-        <w:t>agc 把 AppGallery Connect 的 13 个 API 家族、87 个接口条目、凭据 Profile、项目上下文、本地 REST API 和 Web Command Center 放到一套可发现的命令结构中。</w:t>
+        <w:t>agc 把 AppGallery Connect 的 13 个 API 家族、156 个接口条目、凭据 Profile、项目上下文、本地 REST API 和 Web Command Center 放到一套可发现的命令结构中。</w:t>
       </w:r>
     </w:p>
     <w:p>
@@ -2811,7 +2811,7 @@
           <w:color w:val="202126"/>
           <w:sz w:val="22"/>
         </w:rPr>
-        <w:t>Vite 开发服务器把 /api 代理到 http://127.0.0.1:8421。本地 API 未启动时，Web 自动使用内置的 13 个家族、87 个接口参考数据。</w:t>
+        <w:t>Vite 开发服务器把 /api 代理到 http://127.0.0.1:8421。本地 API 未启动时，Web 自动使用内置的 13 个家族、156 个接口参考数据。</w:t>
       </w:r>
     </w:p>
     <w:p>
